--- a/docs/Google_Classroom_Master_Pack_v2.docx
+++ b/docs/Google_Classroom_Master_Pack_v2.docx
@@ -117,7 +117,7 @@
           <w:sz w:val="22"/>
           <w:szCs w:val="22"/>
         </w:rPr>
-        <w:t xml:space="preserve">Open this document on one screen and Google Classroom on the other. Each section says exactly where it goes and the exact text to paste. Total time to finalize: about 20 minutes. No writing required — just copy, click, paste, post.</w:t>
+        <w:t xml:space="preserve">Open this document on one screen and Google Classroom on the other. Each section says exactly where it goes and the exact text to paste. Total time to finalize: about 20 minutes. No writing required, just copy, click, paste, post.</w:t>
       </w:r>
     </w:p>
     <w:p>
@@ -385,7 +385,7 @@
           <w:sz w:val="22"/>
           <w:szCs w:val="22"/>
         </w:rPr>
-        <w:t xml:space="preserve">Any links, files, or attachments — pre-formatted with the correct URL.</w:t>
+        <w:t xml:space="preserve">Any links, files, or attachments, pre-formatted with the correct URL.</w:t>
       </w:r>
     </w:p>
     <w:p>
@@ -504,7 +504,7 @@
                 <w:sz w:val="21"/>
                 <w:szCs w:val="21"/>
               </w:rPr>
-              <w:t xml:space="preserve">Gold-bordered cream blocks contain context for you, the instructor — they are not pasted.</w:t>
+              <w:t xml:space="preserve">Gold-bordered cream blocks contain context for you, the instructor, they are not pasted.</w:t>
             </w:r>
           </w:p>
           <w:p>
@@ -541,7 +541,7 @@
           <w:sz w:val="36"/>
           <w:szCs w:val="36"/>
         </w:rPr>
-        <w:t xml:space="preserve">Section 1 — The Stream announcement</w:t>
+        <w:t xml:space="preserve">Section 1, The Stream announcement</w:t>
       </w:r>
     </w:p>
     <w:p>
@@ -654,105 +654,105 @@
                 <w:sz w:val="16"/>
                 <w:szCs w:val="16"/>
               </w:rPr>
-              <w:t xml:space="preserve">stream announcement — paste into the box at the top of the Stream</w:t>
-            </w:r>
-          </w:p>
-          <w:p>
-            <w:pPr>
-              <w:spacing w:after="60" w:line="280"/>
-            </w:pPr>
-            <w:r>
-              <w:rPr>
-                <w:rFonts w:ascii="Calibri" w:cs="Calibri" w:eastAsia="Calibri" w:hAnsi="Calibri"/>
-                <w:color w:val="2D2D2D"/>
-                <w:sz w:val="21"/>
-                <w:szCs w:val="21"/>
-              </w:rPr>
-              <w:t xml:space="preserve">👋  WELCOME — BIENVENIDO(A)</w:t>
-            </w:r>
-          </w:p>
-          <w:p>
-            <w:pPr>
-              <w:spacing w:after="60" w:line="280"/>
-            </w:pPr>
-            <w:r>
-              <w:rPr>
-                <w:rFonts w:ascii="Calibri" w:cs="Calibri" w:eastAsia="Calibri" w:hAnsi="Calibri"/>
-                <w:color w:val="2D2D2D"/>
-                <w:sz w:val="21"/>
-                <w:szCs w:val="21"/>
-              </w:rPr>
-              <w:t xml:space="preserve"> </w:t>
-            </w:r>
-          </w:p>
-          <w:p>
-            <w:pPr>
-              <w:spacing w:after="60" w:line="280"/>
-            </w:pPr>
-            <w:r>
-              <w:rPr>
-                <w:rFonts w:ascii="Calibri" w:cs="Calibri" w:eastAsia="Calibri" w:hAnsi="Calibri"/>
-                <w:color w:val="2D2D2D"/>
-                <w:sz w:val="21"/>
-                <w:szCs w:val="21"/>
-              </w:rPr>
-              <w:t xml:space="preserve">This course is built for adults who have tried apps, classes, and YouTube and still feel stuck. We're going to do it differently — slow, science-based, and built around your real life.</w:t>
-            </w:r>
-          </w:p>
-          <w:p>
-            <w:pPr>
-              <w:spacing w:after="60" w:line="280"/>
-            </w:pPr>
-            <w:r>
-              <w:rPr>
-                <w:rFonts w:ascii="Calibri" w:cs="Calibri" w:eastAsia="Calibri" w:hAnsi="Calibri"/>
-                <w:color w:val="2D2D2D"/>
-                <w:sz w:val="21"/>
-                <w:szCs w:val="21"/>
-              </w:rPr>
-              <w:t xml:space="preserve"> </w:t>
-            </w:r>
-          </w:p>
-          <w:p>
-            <w:pPr>
-              <w:spacing w:after="60" w:line="280"/>
-            </w:pPr>
-            <w:r>
-              <w:rPr>
-                <w:rFonts w:ascii="Calibri" w:cs="Calibri" w:eastAsia="Calibri" w:hAnsi="Calibri"/>
-                <w:color w:val="2D2D2D"/>
-                <w:sz w:val="21"/>
-                <w:szCs w:val="21"/>
-              </w:rPr>
-              <w:t xml:space="preserve">ES · Este curso es para adultos que han probado apps, clases y YouTube y todavía se sienten atascados. Vamos a hacerlo diferente — despacio, basado en la ciencia, y diseñado para tu vida real.</w:t>
-            </w:r>
-          </w:p>
-          <w:p>
-            <w:pPr>
-              <w:spacing w:after="60" w:line="280"/>
-            </w:pPr>
-            <w:r>
-              <w:rPr>
-                <w:rFonts w:ascii="Calibri" w:cs="Calibri" w:eastAsia="Calibri" w:hAnsi="Calibri"/>
-                <w:color w:val="2D2D2D"/>
-                <w:sz w:val="21"/>
-                <w:szCs w:val="21"/>
-              </w:rPr>
-              <w:t xml:space="preserve"> </w:t>
-            </w:r>
-          </w:p>
-          <w:p>
-            <w:pPr>
-              <w:spacing w:after="60" w:line="280"/>
-            </w:pPr>
-            <w:r>
-              <w:rPr>
-                <w:rFonts w:ascii="Calibri" w:cs="Calibri" w:eastAsia="Calibri" w:hAnsi="Calibri"/>
-                <w:color w:val="2D2D2D"/>
-                <w:sz w:val="21"/>
-                <w:szCs w:val="21"/>
-              </w:rPr>
-              <w:t xml:space="preserve">—</w:t>
+              <w:t xml:space="preserve">stream announcement, paste into the box at the top of the Stream</w:t>
+            </w:r>
+          </w:p>
+          <w:p>
+            <w:pPr>
+              <w:spacing w:after="60" w:line="280"/>
+            </w:pPr>
+            <w:r>
+              <w:rPr>
+                <w:rFonts w:ascii="Calibri" w:cs="Calibri" w:eastAsia="Calibri" w:hAnsi="Calibri"/>
+                <w:color w:val="2D2D2D"/>
+                <w:sz w:val="21"/>
+                <w:szCs w:val="21"/>
+              </w:rPr>
+              <w:t xml:space="preserve">👋  WELCOME, BIENVENIDO(A)</w:t>
+            </w:r>
+          </w:p>
+          <w:p>
+            <w:pPr>
+              <w:spacing w:after="60" w:line="280"/>
+            </w:pPr>
+            <w:r>
+              <w:rPr>
+                <w:rFonts w:ascii="Calibri" w:cs="Calibri" w:eastAsia="Calibri" w:hAnsi="Calibri"/>
+                <w:color w:val="2D2D2D"/>
+                <w:sz w:val="21"/>
+                <w:szCs w:val="21"/>
+              </w:rPr>
+              <w:t xml:space="preserve"> </w:t>
+            </w:r>
+          </w:p>
+          <w:p>
+            <w:pPr>
+              <w:spacing w:after="60" w:line="280"/>
+            </w:pPr>
+            <w:r>
+              <w:rPr>
+                <w:rFonts w:ascii="Calibri" w:cs="Calibri" w:eastAsia="Calibri" w:hAnsi="Calibri"/>
+                <w:color w:val="2D2D2D"/>
+                <w:sz w:val="21"/>
+                <w:szCs w:val="21"/>
+              </w:rPr>
+              <w:t xml:space="preserve">This course is built for adults who have tried apps, classes, and YouTube and still feel stuck. We're going to do it differently, slow, science-based, and built around your real life.</w:t>
+            </w:r>
+          </w:p>
+          <w:p>
+            <w:pPr>
+              <w:spacing w:after="60" w:line="280"/>
+            </w:pPr>
+            <w:r>
+              <w:rPr>
+                <w:rFonts w:ascii="Calibri" w:cs="Calibri" w:eastAsia="Calibri" w:hAnsi="Calibri"/>
+                <w:color w:val="2D2D2D"/>
+                <w:sz w:val="21"/>
+                <w:szCs w:val="21"/>
+              </w:rPr>
+              <w:t xml:space="preserve"> </w:t>
+            </w:r>
+          </w:p>
+          <w:p>
+            <w:pPr>
+              <w:spacing w:after="60" w:line="280"/>
+            </w:pPr>
+            <w:r>
+              <w:rPr>
+                <w:rFonts w:ascii="Calibri" w:cs="Calibri" w:eastAsia="Calibri" w:hAnsi="Calibri"/>
+                <w:color w:val="2D2D2D"/>
+                <w:sz w:val="21"/>
+                <w:szCs w:val="21"/>
+              </w:rPr>
+              <w:t xml:space="preserve">ES · Este curso es para adultos que han probado apps, clases y YouTube y todavía se sienten atascados. Vamos a hacerlo diferente, despacio, basado en la ciencia, y diseñado para tu vida real.</w:t>
+            </w:r>
+          </w:p>
+          <w:p>
+            <w:pPr>
+              <w:spacing w:after="60" w:line="280"/>
+            </w:pPr>
+            <w:r>
+              <w:rPr>
+                <w:rFonts w:ascii="Calibri" w:cs="Calibri" w:eastAsia="Calibri" w:hAnsi="Calibri"/>
+                <w:color w:val="2D2D2D"/>
+                <w:sz w:val="21"/>
+                <w:szCs w:val="21"/>
+              </w:rPr>
+              <w:t xml:space="preserve"> </w:t>
+            </w:r>
+          </w:p>
+          <w:p>
+            <w:pPr>
+              <w:spacing w:after="60" w:line="280"/>
+            </w:pPr>
+            <w:r>
+              <w:rPr>
+                <w:rFonts w:ascii="Calibri" w:cs="Calibri" w:eastAsia="Calibri" w:hAnsi="Calibri"/>
+                <w:color w:val="2D2D2D"/>
+                <w:sz w:val="21"/>
+                <w:szCs w:val="21"/>
+              </w:rPr>
+              <w:t xml:space="preserve">,</w:t>
             </w:r>
           </w:p>
           <w:p>
@@ -906,7 +906,7 @@
                 <w:sz w:val="21"/>
                 <w:szCs w:val="21"/>
               </w:rPr>
-              <w:t xml:space="preserve">—</w:t>
+              <w:t xml:space="preserve">,</w:t>
             </w:r>
           </w:p>
           <w:p>
@@ -990,7 +990,7 @@
                 <w:sz w:val="21"/>
                 <w:szCs w:val="21"/>
               </w:rPr>
-              <w:t xml:space="preserve">•  Free flashcard system (basic, intermediate, or advanced — your choice)</w:t>
+              <w:t xml:space="preserve">•  Free flashcard system (basic, intermediate, or advanced, your choice)</w:t>
             </w:r>
           </w:p>
           <w:p>
@@ -1074,7 +1074,7 @@
                 <w:sz w:val="21"/>
                 <w:szCs w:val="21"/>
               </w:rPr>
-              <w:t xml:space="preserve">—</w:t>
+              <w:t xml:space="preserve">,</w:t>
             </w:r>
           </w:p>
           <w:p>
@@ -1209,7 +1209,7 @@
           <w:sz w:val="36"/>
           <w:szCs w:val="36"/>
         </w:rPr>
-        <w:t xml:space="preserve">Section 2 — Topic: Start here</w:t>
+        <w:t xml:space="preserve">Section 2, Topic: Start here</w:t>
       </w:r>
     </w:p>
     <w:p>
@@ -1239,21 +1239,21 @@
           <w:sz w:val="22"/>
           <w:szCs w:val="22"/>
         </w:rPr>
-        <w:t xml:space="preserve">Item 1 of 3 — Material: Welcome packet</w:t>
-      </w:r>
-    </w:p>
-    <w:p>
-      <w:pPr>
-        <w:spacing w:after="100" w:line="320"/>
-      </w:pPr>
-      <w:r>
-        <w:rPr>
-          <w:rFonts w:ascii="Calibri" w:cs="Calibri" w:eastAsia="Calibri" w:hAnsi="Calibri"/>
-          <w:color w:val="2D2D2D"/>
-          <w:sz w:val="22"/>
-          <w:szCs w:val="22"/>
-        </w:rPr>
-        <w:t xml:space="preserve">Type: Material  ·  Title: Welcome — Bienvenido(a)</w:t>
+        <w:t xml:space="preserve">Item 1 of 3, Material: Welcome packet</w:t>
+      </w:r>
+    </w:p>
+    <w:p>
+      <w:pPr>
+        <w:spacing w:after="100" w:line="320"/>
+      </w:pPr>
+      <w:r>
+        <w:rPr>
+          <w:rFonts w:ascii="Calibri" w:cs="Calibri" w:eastAsia="Calibri" w:hAnsi="Calibri"/>
+          <w:color w:val="2D2D2D"/>
+          <w:sz w:val="22"/>
+          <w:szCs w:val="22"/>
+        </w:rPr>
+        <w:t xml:space="preserve">Type: Material  ·  Title: Welcome, Bienvenido(a)</w:t>
       </w:r>
     </w:p>
     <w:p>
@@ -1505,7 +1505,7 @@
           <w:sz w:val="22"/>
           <w:szCs w:val="22"/>
         </w:rPr>
-        <w:t xml:space="preserve">Item 2 of 3 — Material: Live website</w:t>
+        <w:t xml:space="preserve">Item 2 of 3, Material: Live website</w:t>
       </w:r>
     </w:p>
     <w:p>
@@ -1612,7 +1612,7 @@
                 <w:sz w:val="21"/>
                 <w:szCs w:val="21"/>
               </w:rPr>
-              <w:t xml:space="preserve">This is the home base. Bookmark it on your phone — that's the first homework.</w:t>
+              <w:t xml:space="preserve">This is the home base. Bookmark it on your phone, that's the first homework.</w:t>
             </w:r>
           </w:p>
           <w:p>
@@ -1724,7 +1724,7 @@
                 <w:sz w:val="21"/>
                 <w:szCs w:val="21"/>
               </w:rPr>
-              <w:t xml:space="preserve">ES · Esta es la base. Guárdala en tus favoritos del celular — esa es la primera tarea.</w:t>
+              <w:t xml:space="preserve">ES · Esta es la base. Guárdala en tus favoritos del celular, esa es la primera tarea.</w:t>
             </w:r>
           </w:p>
           <w:p>
@@ -1771,7 +1771,7 @@
           <w:sz w:val="22"/>
           <w:szCs w:val="22"/>
         </w:rPr>
-        <w:t xml:space="preserve">Item 3 of 3 — Material: Course syllabus</w:t>
+        <w:t xml:space="preserve">Item 3 of 3, Material: Course syllabus</w:t>
       </w:r>
     </w:p>
     <w:p>
@@ -1878,7 +1878,7 @@
                 <w:sz w:val="21"/>
                 <w:szCs w:val="21"/>
               </w:rPr>
-              <w:t xml:space="preserve">Two-page syllabus. The whole course at a glance — modules, assignments, grading, and where to go for help.</w:t>
+              <w:t xml:space="preserve">Two-page syllabus. The whole course at a glance, modules, assignments, grading, and where to go for help.</w:t>
             </w:r>
           </w:p>
           <w:p>
@@ -1929,7 +1929,7 @@
           <w:sz w:val="36"/>
           <w:szCs w:val="36"/>
         </w:rPr>
-        <w:t xml:space="preserve">Section 3 — Topic: Module 1 · Set Your Goal</w:t>
+        <w:t xml:space="preserve">Section 3, Topic: Module 1 · Set Your Goal</w:t>
       </w:r>
     </w:p>
     <w:p>
@@ -1945,7 +1945,7 @@
           <w:sz w:val="22"/>
           <w:szCs w:val="22"/>
         </w:rPr>
-        <w:t xml:space="preserve">Item 1 of 4 — Mini-lesson</w:t>
+        <w:t xml:space="preserve">Item 1 of 4, Mini-lesson</w:t>
       </w:r>
     </w:p>
     <w:p>
@@ -2122,7 +2122,7 @@
                 <w:sz w:val="21"/>
                 <w:szCs w:val="21"/>
               </w:rPr>
-              <w:t xml:space="preserve">•  Your bad-day backup plan — the floor that's never zero</w:t>
+              <w:t xml:space="preserve">•  Your bad-day backup plan, the floor that's never zero</w:t>
             </w:r>
           </w:p>
           <w:p>
@@ -2239,21 +2239,21 @@
           <w:sz w:val="22"/>
           <w:szCs w:val="22"/>
         </w:rPr>
-        <w:t xml:space="preserve">Item 2 of 4 — Listen on the website</w:t>
-      </w:r>
-    </w:p>
-    <w:p>
-      <w:pPr>
-        <w:spacing w:after="100" w:line="320"/>
-      </w:pPr>
-      <w:r>
-        <w:rPr>
-          <w:rFonts w:ascii="Calibri" w:cs="Calibri" w:eastAsia="Calibri" w:hAnsi="Calibri"/>
-          <w:color w:val="2D2D2D"/>
-          <w:sz w:val="22"/>
-          <w:szCs w:val="22"/>
-        </w:rPr>
-        <w:t xml:space="preserve">Type: Material  ·  Title: 🎧 Listen — Module 1 audio drills</w:t>
+        <w:t xml:space="preserve">Item 2 of 4, Listen on the website</w:t>
+      </w:r>
+    </w:p>
+    <w:p>
+      <w:pPr>
+        <w:spacing w:after="100" w:line="320"/>
+      </w:pPr>
+      <w:r>
+        <w:rPr>
+          <w:rFonts w:ascii="Calibri" w:cs="Calibri" w:eastAsia="Calibri" w:hAnsi="Calibri"/>
+          <w:color w:val="2D2D2D"/>
+          <w:sz w:val="22"/>
+          <w:szCs w:val="22"/>
+        </w:rPr>
+        <w:t xml:space="preserve">Type: Material  ·  Title: 🎧 Listen, Module 1 audio drills</w:t>
       </w:r>
     </w:p>
     <w:p>
@@ -2402,35 +2402,35 @@
                 <w:sz w:val="21"/>
                 <w:szCs w:val="21"/>
               </w:rPr>
-              <w:t xml:space="preserve">Tip: do these while you cook dinner or wait for the bus. The point is exposure — not concentration.</w:t>
-            </w:r>
-          </w:p>
-          <w:p>
-            <w:pPr>
-              <w:spacing w:after="60" w:line="280"/>
-            </w:pPr>
-            <w:r>
-              <w:rPr>
-                <w:rFonts w:ascii="Calibri" w:cs="Calibri" w:eastAsia="Calibri" w:hAnsi="Calibri"/>
-                <w:color w:val="2D2D2D"/>
-                <w:sz w:val="21"/>
-                <w:szCs w:val="21"/>
-              </w:rPr>
-              <w:t xml:space="preserve"> </w:t>
-            </w:r>
-          </w:p>
-          <w:p>
-            <w:pPr>
-              <w:spacing w:after="60" w:line="280"/>
-            </w:pPr>
-            <w:r>
-              <w:rPr>
-                <w:rFonts w:ascii="Calibri" w:cs="Calibri" w:eastAsia="Calibri" w:hAnsi="Calibri"/>
-                <w:color w:val="2D2D2D"/>
-                <w:sz w:val="21"/>
-                <w:szCs w:val="21"/>
-              </w:rPr>
-              <w:t xml:space="preserve">ES · Seis grabaciones cortas para el Módulo 1. Cada una dura menos de 90 segundos. Hazlas mientras cocinas o esperas el autobús — la idea es exposición, no concentración.</w:t>
+              <w:t xml:space="preserve">Tip: do these while you cook dinner or wait for the bus. The point is exposure, not concentration.</w:t>
+            </w:r>
+          </w:p>
+          <w:p>
+            <w:pPr>
+              <w:spacing w:after="60" w:line="280"/>
+            </w:pPr>
+            <w:r>
+              <w:rPr>
+                <w:rFonts w:ascii="Calibri" w:cs="Calibri" w:eastAsia="Calibri" w:hAnsi="Calibri"/>
+                <w:color w:val="2D2D2D"/>
+                <w:sz w:val="21"/>
+                <w:szCs w:val="21"/>
+              </w:rPr>
+              <w:t xml:space="preserve"> </w:t>
+            </w:r>
+          </w:p>
+          <w:p>
+            <w:pPr>
+              <w:spacing w:after="60" w:line="280"/>
+            </w:pPr>
+            <w:r>
+              <w:rPr>
+                <w:rFonts w:ascii="Calibri" w:cs="Calibri" w:eastAsia="Calibri" w:hAnsi="Calibri"/>
+                <w:color w:val="2D2D2D"/>
+                <w:sz w:val="21"/>
+                <w:szCs w:val="21"/>
+              </w:rPr>
+              <w:t xml:space="preserve">ES · Seis grabaciones cortas para el Módulo 1. Cada una dura menos de 90 segundos. Hazlas mientras cocinas o esperas el autobús, la idea es exposición, no concentración.</w:t>
             </w:r>
           </w:p>
         </w:tc>
@@ -2449,7 +2449,7 @@
           <w:sz w:val="22"/>
           <w:szCs w:val="22"/>
         </w:rPr>
-        <w:t xml:space="preserve">Item 3 of 4 — Assignment 1</w:t>
+        <w:t xml:space="preserve">Item 3 of 4, Assignment 1</w:t>
       </w:r>
     </w:p>
     <w:p>
@@ -2556,21 +2556,21 @@
                 <w:sz w:val="16"/>
                 <w:szCs w:val="16"/>
               </w:rPr>
-              <w:t xml:space="preserve">assignment instructions — paste in full</w:t>
-            </w:r>
-          </w:p>
-          <w:p>
-            <w:pPr>
-              <w:spacing w:after="60" w:line="280"/>
-            </w:pPr>
-            <w:r>
-              <w:rPr>
-                <w:rFonts w:ascii="Calibri" w:cs="Calibri" w:eastAsia="Calibri" w:hAnsi="Calibri"/>
-                <w:color w:val="2D2D2D"/>
-                <w:sz w:val="21"/>
-                <w:szCs w:val="21"/>
-              </w:rPr>
-              <w:t xml:space="preserve">What to submit — Assignment 1</w:t>
+              <w:t xml:space="preserve">assignment instructions, paste in full</w:t>
+            </w:r>
+          </w:p>
+          <w:p>
+            <w:pPr>
+              <w:spacing w:after="60" w:line="280"/>
+            </w:pPr>
+            <w:r>
+              <w:rPr>
+                <w:rFonts w:ascii="Calibri" w:cs="Calibri" w:eastAsia="Calibri" w:hAnsi="Calibri"/>
+                <w:color w:val="2D2D2D"/>
+                <w:sz w:val="21"/>
+                <w:szCs w:val="21"/>
+              </w:rPr>
+              <w:t xml:space="preserve">What to submit, Assignment 1</w:t>
             </w:r>
           </w:p>
           <w:p>
@@ -2626,21 +2626,21 @@
                 <w:sz w:val="21"/>
                 <w:szCs w:val="21"/>
               </w:rPr>
-              <w:t xml:space="preserve">3.  Write down the time of day you'll practice 15 minutes — anchored to a habit you already have.</w:t>
-            </w:r>
-          </w:p>
-          <w:p>
-            <w:pPr>
-              <w:spacing w:after="60" w:line="280"/>
-            </w:pPr>
-            <w:r>
-              <w:rPr>
-                <w:rFonts w:ascii="Calibri" w:cs="Calibri" w:eastAsia="Calibri" w:hAnsi="Calibri"/>
-                <w:color w:val="2D2D2D"/>
-                <w:sz w:val="21"/>
-                <w:szCs w:val="21"/>
-              </w:rPr>
-              <w:t xml:space="preserve">4.  Write your bad-day floor — the 5-minute version you do when motivation drops.</w:t>
+              <w:t xml:space="preserve">3.  Write down the time of day you'll practice 15 minutes, anchored to a habit you already have.</w:t>
+            </w:r>
+          </w:p>
+          <w:p>
+            <w:pPr>
+              <w:spacing w:after="60" w:line="280"/>
+            </w:pPr>
+            <w:r>
+              <w:rPr>
+                <w:rFonts w:ascii="Calibri" w:cs="Calibri" w:eastAsia="Calibri" w:hAnsi="Calibri"/>
+                <w:color w:val="2D2D2D"/>
+                <w:sz w:val="21"/>
+                <w:szCs w:val="21"/>
+              </w:rPr>
+              <w:t xml:space="preserve">4.  Write your bad-day floor, the 5-minute version you do when motivation drops.</w:t>
             </w:r>
           </w:p>
           <w:p>
@@ -2710,35 +2710,35 @@
                 <w:sz w:val="21"/>
                 <w:szCs w:val="21"/>
               </w:rPr>
-              <w:t xml:space="preserve">ES · Qué entregar — Tarea 1</w:t>
-            </w:r>
-          </w:p>
-          <w:p>
-            <w:pPr>
-              <w:spacing w:after="60" w:line="280"/>
-            </w:pPr>
-            <w:r>
-              <w:rPr>
-                <w:rFonts w:ascii="Calibri" w:cs="Calibri" w:eastAsia="Calibri" w:hAnsi="Calibri"/>
-                <w:color w:val="2D2D2D"/>
-                <w:sz w:val="21"/>
-                <w:szCs w:val="21"/>
-              </w:rPr>
-              <w:t xml:space="preserve"> </w:t>
-            </w:r>
-          </w:p>
-          <w:p>
-            <w:pPr>
-              <w:spacing w:after="60" w:line="280"/>
-            </w:pPr>
-            <w:r>
-              <w:rPr>
-                <w:rFonts w:ascii="Calibri" w:cs="Calibri" w:eastAsia="Calibri" w:hAnsi="Calibri"/>
-                <w:color w:val="2D2D2D"/>
-                <w:sz w:val="21"/>
-                <w:szCs w:val="21"/>
-              </w:rPr>
-              <w:t xml:space="preserve">Completa la frase 'En 90 días quiero poder ____________.' Luego escribe la hora del día en que practicarás 15 minutos, atada a un hábito que ya tienes. Después escribe tu plan B de 5 minutos para los días malos. Califica como aprobado/no aprobado — si entregas algo honesto, apruebas.</w:t>
+              <w:t xml:space="preserve">ES · Qué entregar, Tarea 1</w:t>
+            </w:r>
+          </w:p>
+          <w:p>
+            <w:pPr>
+              <w:spacing w:after="60" w:line="280"/>
+            </w:pPr>
+            <w:r>
+              <w:rPr>
+                <w:rFonts w:ascii="Calibri" w:cs="Calibri" w:eastAsia="Calibri" w:hAnsi="Calibri"/>
+                <w:color w:val="2D2D2D"/>
+                <w:sz w:val="21"/>
+                <w:szCs w:val="21"/>
+              </w:rPr>
+              <w:t xml:space="preserve"> </w:t>
+            </w:r>
+          </w:p>
+          <w:p>
+            <w:pPr>
+              <w:spacing w:after="60" w:line="280"/>
+            </w:pPr>
+            <w:r>
+              <w:rPr>
+                <w:rFonts w:ascii="Calibri" w:cs="Calibri" w:eastAsia="Calibri" w:hAnsi="Calibri"/>
+                <w:color w:val="2D2D2D"/>
+                <w:sz w:val="21"/>
+                <w:szCs w:val="21"/>
+              </w:rPr>
+              <w:t xml:space="preserve">Completa la frase 'En 90 días quiero poder ____________.' Luego escribe la hora del día en que practicarás 15 minutos, atada a un hábito que ya tienes. Después escribe tu plan B de 5 minutos para los días malos. Califica como aprobado/no aprobado, si entregas algo honesto, apruebas.</w:t>
             </w:r>
           </w:p>
           <w:p>
@@ -2799,21 +2799,21 @@
           <w:sz w:val="22"/>
           <w:szCs w:val="22"/>
         </w:rPr>
-        <w:t xml:space="preserve">Item 4 of 4 — Question (Stream)</w:t>
-      </w:r>
-    </w:p>
-    <w:p>
-      <w:pPr>
-        <w:spacing w:after="100" w:line="320"/>
-      </w:pPr>
-      <w:r>
-        <w:rPr>
-          <w:rFonts w:ascii="Calibri" w:cs="Calibri" w:eastAsia="Calibri" w:hAnsi="Calibri"/>
-          <w:color w:val="2D2D2D"/>
-          <w:sz w:val="22"/>
-          <w:szCs w:val="22"/>
-        </w:rPr>
-        <w:t xml:space="preserve">Type: Question  ·  Title: 🗣 Quick check-in — Module 1</w:t>
+        <w:t xml:space="preserve">Item 4 of 4, Question (Stream)</w:t>
+      </w:r>
+    </w:p>
+    <w:p>
+      <w:pPr>
+        <w:spacing w:after="100" w:line="320"/>
+      </w:pPr>
+      <w:r>
+        <w:rPr>
+          <w:rFonts w:ascii="Calibri" w:cs="Calibri" w:eastAsia="Calibri" w:hAnsi="Calibri"/>
+          <w:color w:val="2D2D2D"/>
+          <w:sz w:val="22"/>
+          <w:szCs w:val="22"/>
+        </w:rPr>
+        <w:t xml:space="preserve">Type: Question  ·  Title: 🗣 Quick check-in, Module 1</w:t>
       </w:r>
     </w:p>
     <w:p>
@@ -2985,7 +2985,7 @@
           <w:sz w:val="36"/>
           <w:szCs w:val="36"/>
         </w:rPr>
-        <w:t xml:space="preserve">Section 4 — Topic: Module 2 · Learn &amp; Remember</w:t>
+        <w:t xml:space="preserve">Section 4, Topic: Module 2 · Learn &amp; Remember</w:t>
       </w:r>
     </w:p>
     <w:p>
@@ -3001,7 +3001,7 @@
           <w:sz w:val="22"/>
           <w:szCs w:val="22"/>
         </w:rPr>
-        <w:t xml:space="preserve">Item 1 of 5 — Mini-lesson</w:t>
+        <w:t xml:space="preserve">Item 1 of 5, Mini-lesson</w:t>
       </w:r>
     </w:p>
     <w:p>
@@ -3164,7 +3164,7 @@
                 <w:sz w:val="21"/>
                 <w:szCs w:val="21"/>
               </w:rPr>
-              <w:t xml:space="preserve">•  Free cognates — 1,000 English words you already know</w:t>
+              <w:t xml:space="preserve">•  Free cognates, 1,000 English words you already know</w:t>
             </w:r>
           </w:p>
           <w:p>
@@ -3239,21 +3239,21 @@
           <w:sz w:val="22"/>
           <w:szCs w:val="22"/>
         </w:rPr>
-        <w:t xml:space="preserve">Item 2 of 5 — Spaced repetition deep dive (NEW)</w:t>
-      </w:r>
-    </w:p>
-    <w:p>
-      <w:pPr>
-        <w:spacing w:after="100" w:line="320"/>
-      </w:pPr>
-      <w:r>
-        <w:rPr>
-          <w:rFonts w:ascii="Calibri" w:cs="Calibri" w:eastAsia="Calibri" w:hAnsi="Calibri"/>
-          <w:color w:val="2D2D2D"/>
-          <w:sz w:val="22"/>
-          <w:szCs w:val="22"/>
-        </w:rPr>
-        <w:t xml:space="preserve">Type: Material  ·  Title: 🧠 The system — basic, intermediate, advanced</w:t>
+        <w:t xml:space="preserve">Item 2 of 5, Spaced repetition deep dive (NEW)</w:t>
+      </w:r>
+    </w:p>
+    <w:p>
+      <w:pPr>
+        <w:spacing w:after="100" w:line="320"/>
+      </w:pPr>
+      <w:r>
+        <w:rPr>
+          <w:rFonts w:ascii="Calibri" w:cs="Calibri" w:eastAsia="Calibri" w:hAnsi="Calibri"/>
+          <w:color w:val="2D2D2D"/>
+          <w:sz w:val="22"/>
+          <w:szCs w:val="22"/>
+        </w:rPr>
+        <w:t xml:space="preserve">Type: Material  ·  Title: 🧠 The system, basic, intermediate, advanced</w:t>
       </w:r>
     </w:p>
     <w:p>
@@ -3416,7 +3416,7 @@
                 <w:sz w:val="21"/>
                 <w:szCs w:val="21"/>
               </w:rPr>
-              <w:t xml:space="preserve">•  Five steps for what to do when you meet a new word — the capture flow</w:t>
+              <w:t xml:space="preserve">•  Five steps for what to do when you meet a new word, the capture flow</w:t>
             </w:r>
           </w:p>
           <w:p>
@@ -3486,7 +3486,7 @@
                 <w:sz w:val="21"/>
                 <w:szCs w:val="21"/>
               </w:rPr>
-              <w:t xml:space="preserve">ES · Abre este enlace antes de hacer la tarea del Módulo 2. Encontrarás la curva del olvido, tres maneras de hacer la repetición espaciada (papel, celular, computadora), cinco pasos para capturar palabras nuevas, y seis prompts de IA listos para copiar. No escojas el nivel más avanzado — escoge el que vas a hacer hoy.</w:t>
+              <w:t xml:space="preserve">ES · Abre este enlace antes de hacer la tarea del Módulo 2. Encontrarás la curva del olvido, tres maneras de hacer la repetición espaciada (papel, celular, computadora), cinco pasos para capturar palabras nuevas, y seis prompts de IA listos para copiar. No escojas el nivel más avanzado, escoge el que vas a hacer hoy.</w:t>
             </w:r>
           </w:p>
         </w:tc>
@@ -3505,21 +3505,21 @@
           <w:sz w:val="22"/>
           <w:szCs w:val="22"/>
         </w:rPr>
-        <w:t xml:space="preserve">Item 3 of 5 — Anki Quick Start (optional but recommended)</w:t>
-      </w:r>
-    </w:p>
-    <w:p>
-      <w:pPr>
-        <w:spacing w:after="100" w:line="320"/>
-      </w:pPr>
-      <w:r>
-        <w:rPr>
-          <w:rFonts w:ascii="Calibri" w:cs="Calibri" w:eastAsia="Calibri" w:hAnsi="Calibri"/>
-          <w:color w:val="2D2D2D"/>
-          <w:sz w:val="22"/>
-          <w:szCs w:val="22"/>
-        </w:rPr>
-        <w:t xml:space="preserve">Type: Material  ·  Title: 📱 Anki — 10-minute quick start</w:t>
+        <w:t xml:space="preserve">Item 3 of 5, Anki Quick Start (optional but recommended)</w:t>
+      </w:r>
+    </w:p>
+    <w:p>
+      <w:pPr>
+        <w:spacing w:after="100" w:line="320"/>
+      </w:pPr>
+      <w:r>
+        <w:rPr>
+          <w:rFonts w:ascii="Calibri" w:cs="Calibri" w:eastAsia="Calibri" w:hAnsi="Calibri"/>
+          <w:color w:val="2D2D2D"/>
+          <w:sz w:val="22"/>
+          <w:szCs w:val="22"/>
+        </w:rPr>
+        <w:t xml:space="preserve">Type: Material  ·  Title: 📱 Anki, 10-minute quick start</w:t>
       </w:r>
     </w:p>
     <w:p>
@@ -3668,7 +3668,7 @@
                 <w:sz w:val="21"/>
                 <w:szCs w:val="21"/>
               </w:rPr>
-              <w:t xml:space="preserve">ES · Si decidiste probar Anki (el nivel avanzado), esta es la configuración de 10 minutos. Si elegiste la Caja de Leitner en papel o el bucle de Notas en el celular, sáltalo — no lo necesitas.</w:t>
+              <w:t xml:space="preserve">ES · Si decidiste probar Anki (el nivel avanzado), esta es la configuración de 10 minutos. Si elegiste la Caja de Leitner en papel o el bucle de Notas en el celular, sáltalo, no lo necesitas.</w:t>
             </w:r>
           </w:p>
         </w:tc>
@@ -3687,7 +3687,7 @@
           <w:sz w:val="22"/>
           <w:szCs w:val="22"/>
         </w:rPr>
-        <w:t xml:space="preserve">Item 4 of 5 — Assignment 2</w:t>
+        <w:t xml:space="preserve">Item 4 of 5, Assignment 2</w:t>
       </w:r>
     </w:p>
     <w:p>
@@ -3794,21 +3794,21 @@
                 <w:sz w:val="16"/>
                 <w:szCs w:val="16"/>
               </w:rPr>
-              <w:t xml:space="preserve">assignment instructions — paste in full</w:t>
-            </w:r>
-          </w:p>
-          <w:p>
-            <w:pPr>
-              <w:spacing w:after="60" w:line="280"/>
-            </w:pPr>
-            <w:r>
-              <w:rPr>
-                <w:rFonts w:ascii="Calibri" w:cs="Calibri" w:eastAsia="Calibri" w:hAnsi="Calibri"/>
-                <w:color w:val="2D2D2D"/>
-                <w:sz w:val="21"/>
-                <w:szCs w:val="21"/>
-              </w:rPr>
-              <w:t xml:space="preserve">What to submit — Assignment 2</w:t>
+              <w:t xml:space="preserve">assignment instructions, paste in full</w:t>
+            </w:r>
+          </w:p>
+          <w:p>
+            <w:pPr>
+              <w:spacing w:after="60" w:line="280"/>
+            </w:pPr>
+            <w:r>
+              <w:rPr>
+                <w:rFonts w:ascii="Calibri" w:cs="Calibri" w:eastAsia="Calibri" w:hAnsi="Calibri"/>
+                <w:color w:val="2D2D2D"/>
+                <w:sz w:val="21"/>
+                <w:szCs w:val="21"/>
+              </w:rPr>
+              <w:t xml:space="preserve">What to submit, Assignment 2</w:t>
             </w:r>
           </w:p>
           <w:p>
@@ -3878,7 +3878,7 @@
                 <w:sz w:val="21"/>
                 <w:szCs w:val="21"/>
               </w:rPr>
-              <w:t xml:space="preserve">4.  Submit a photo of your box, a screenshot of your Notes app, OR an export of your Anki deck — whichever system you chose.</w:t>
+              <w:t xml:space="preserve">4.  Submit a photo of your box, a screenshot of your Notes app, OR an export of your Anki deck, whichever system you chose.</w:t>
             </w:r>
           </w:p>
           <w:p>
@@ -3934,7 +3934,7 @@
                 <w:sz w:val="21"/>
                 <w:szCs w:val="21"/>
               </w:rPr>
-              <w:t xml:space="preserve">ES · Qué entregar — Tarea 2</w:t>
+              <w:t xml:space="preserve">ES · Qué entregar, Tarea 2</w:t>
             </w:r>
           </w:p>
           <w:p>
@@ -4004,7 +4004,7 @@
                 <w:sz w:val="21"/>
                 <w:szCs w:val="21"/>
               </w:rPr>
-              <w:t xml:space="preserve">4.  Entrega una foto de tu caja, una captura de pantalla de Notas, o una exportación de Anki — según el sistema que elegiste.</w:t>
+              <w:t xml:space="preserve">4.  Entrega una foto de tu caja, una captura de pantalla de Notas, o una exportación de Anki, según el sistema que elegiste.</w:t>
             </w:r>
           </w:p>
           <w:p>
@@ -4046,7 +4046,7 @@
                 <w:sz w:val="21"/>
                 <w:szCs w:val="21"/>
               </w:rPr>
-              <w:t xml:space="preserve">Spaced retrieval — practicing recall at expanding intervals — produces ~80% retention vs ~20% for re-reading (Karpicke &amp; Roediger, 2008; Cepeda et al., 2006). The system you actually use beats the system you intended to use. That's why you choose your level here.</w:t>
+              <w:t xml:space="preserve">Spaced retrieval, practicing recall at expanding intervals, produces ~80% retention vs ~20% for re-reading (Karpicke &amp; Roediger, 2008; Cepeda et al., 2006). The system you actually use beats the system you intended to use. That's why you choose your level here.</w:t>
             </w:r>
           </w:p>
         </w:tc>
@@ -4065,21 +4065,21 @@
           <w:sz w:val="22"/>
           <w:szCs w:val="22"/>
         </w:rPr>
-        <w:t xml:space="preserve">Item 5 of 5 — Listen</w:t>
-      </w:r>
-    </w:p>
-    <w:p>
-      <w:pPr>
-        <w:spacing w:after="100" w:line="320"/>
-      </w:pPr>
-      <w:r>
-        <w:rPr>
-          <w:rFonts w:ascii="Calibri" w:cs="Calibri" w:eastAsia="Calibri" w:hAnsi="Calibri"/>
-          <w:color w:val="2D2D2D"/>
-          <w:sz w:val="22"/>
-          <w:szCs w:val="22"/>
-        </w:rPr>
-        <w:t xml:space="preserve">Type: Material  ·  Title: 🎧 Listen — Module 2 audio (vocabulary + sentence frames)</w:t>
+        <w:t xml:space="preserve">Item 5 of 5, Listen</w:t>
+      </w:r>
+    </w:p>
+    <w:p>
+      <w:pPr>
+        <w:spacing w:after="100" w:line="320"/>
+      </w:pPr>
+      <w:r>
+        <w:rPr>
+          <w:rFonts w:ascii="Calibri" w:cs="Calibri" w:eastAsia="Calibri" w:hAnsi="Calibri"/>
+          <w:color w:val="2D2D2D"/>
+          <w:sz w:val="22"/>
+          <w:szCs w:val="22"/>
+        </w:rPr>
+        <w:t xml:space="preserve">Type: Material  ·  Title: 🎧 Listen, Module 2 audio (vocabulary + sentence frames)</w:t>
       </w:r>
     </w:p>
     <w:p>
@@ -4172,63 +4172,63 @@
                 <w:sz w:val="21"/>
                 <w:szCs w:val="21"/>
               </w:rPr>
-              <w:t xml:space="preserve">Twelve audio drills for Module 2 — vocabulary by topic and the 10 sentence frames.</w:t>
-            </w:r>
-          </w:p>
-          <w:p>
-            <w:pPr>
-              <w:spacing w:after="60" w:line="280"/>
-            </w:pPr>
-            <w:r>
-              <w:rPr>
-                <w:rFonts w:ascii="Calibri" w:cs="Calibri" w:eastAsia="Calibri" w:hAnsi="Calibri"/>
-                <w:color w:val="2D2D2D"/>
-                <w:sz w:val="21"/>
-                <w:szCs w:val="21"/>
-              </w:rPr>
-              <w:t xml:space="preserve"> </w:t>
-            </w:r>
-          </w:p>
-          <w:p>
-            <w:pPr>
-              <w:spacing w:after="60" w:line="280"/>
-            </w:pPr>
-            <w:r>
-              <w:rPr>
-                <w:rFonts w:ascii="Calibri" w:cs="Calibri" w:eastAsia="Calibri" w:hAnsi="Calibri"/>
-                <w:color w:val="2D2D2D"/>
-                <w:sz w:val="21"/>
-                <w:szCs w:val="21"/>
-              </w:rPr>
-              <w:t xml:space="preserve">Listen to one section per day this week. By Sunday you'll have heard each piece three times — that's the spacing.</w:t>
-            </w:r>
-          </w:p>
-          <w:p>
-            <w:pPr>
-              <w:spacing w:after="60" w:line="280"/>
-            </w:pPr>
-            <w:r>
-              <w:rPr>
-                <w:rFonts w:ascii="Calibri" w:cs="Calibri" w:eastAsia="Calibri" w:hAnsi="Calibri"/>
-                <w:color w:val="2D2D2D"/>
-                <w:sz w:val="21"/>
-                <w:szCs w:val="21"/>
-              </w:rPr>
-              <w:t xml:space="preserve"> </w:t>
-            </w:r>
-          </w:p>
-          <w:p>
-            <w:pPr>
-              <w:spacing w:after="60" w:line="280"/>
-            </w:pPr>
-            <w:r>
-              <w:rPr>
-                <w:rFonts w:ascii="Calibri" w:cs="Calibri" w:eastAsia="Calibri" w:hAnsi="Calibri"/>
-                <w:color w:val="2D2D2D"/>
-                <w:sz w:val="21"/>
-                <w:szCs w:val="21"/>
-              </w:rPr>
-              <w:t xml:space="preserve">ES · Doce grabaciones cortas para el Módulo 2. Una sección por día. Para el domingo habrás oído cada parte tres veces — esa es la repetición espaciada.</w:t>
+              <w:t xml:space="preserve">Twelve audio drills for Module 2, vocabulary by topic and the 10 sentence frames.</w:t>
+            </w:r>
+          </w:p>
+          <w:p>
+            <w:pPr>
+              <w:spacing w:after="60" w:line="280"/>
+            </w:pPr>
+            <w:r>
+              <w:rPr>
+                <w:rFonts w:ascii="Calibri" w:cs="Calibri" w:eastAsia="Calibri" w:hAnsi="Calibri"/>
+                <w:color w:val="2D2D2D"/>
+                <w:sz w:val="21"/>
+                <w:szCs w:val="21"/>
+              </w:rPr>
+              <w:t xml:space="preserve"> </w:t>
+            </w:r>
+          </w:p>
+          <w:p>
+            <w:pPr>
+              <w:spacing w:after="60" w:line="280"/>
+            </w:pPr>
+            <w:r>
+              <w:rPr>
+                <w:rFonts w:ascii="Calibri" w:cs="Calibri" w:eastAsia="Calibri" w:hAnsi="Calibri"/>
+                <w:color w:val="2D2D2D"/>
+                <w:sz w:val="21"/>
+                <w:szCs w:val="21"/>
+              </w:rPr>
+              <w:t xml:space="preserve">Listen to one section per day this week. By Sunday you'll have heard each piece three times, that's the spacing.</w:t>
+            </w:r>
+          </w:p>
+          <w:p>
+            <w:pPr>
+              <w:spacing w:after="60" w:line="280"/>
+            </w:pPr>
+            <w:r>
+              <w:rPr>
+                <w:rFonts w:ascii="Calibri" w:cs="Calibri" w:eastAsia="Calibri" w:hAnsi="Calibri"/>
+                <w:color w:val="2D2D2D"/>
+                <w:sz w:val="21"/>
+                <w:szCs w:val="21"/>
+              </w:rPr>
+              <w:t xml:space="preserve"> </w:t>
+            </w:r>
+          </w:p>
+          <w:p>
+            <w:pPr>
+              <w:spacing w:after="60" w:line="280"/>
+            </w:pPr>
+            <w:r>
+              <w:rPr>
+                <w:rFonts w:ascii="Calibri" w:cs="Calibri" w:eastAsia="Calibri" w:hAnsi="Calibri"/>
+                <w:color w:val="2D2D2D"/>
+                <w:sz w:val="21"/>
+                <w:szCs w:val="21"/>
+              </w:rPr>
+              <w:t xml:space="preserve">ES · Doce grabaciones cortas para el Módulo 2. Una sección por día. Para el domingo habrás oído cada parte tres veces, esa es la repetición espaciada.</w:t>
             </w:r>
           </w:p>
         </w:tc>
@@ -4251,7 +4251,7 @@
           <w:sz w:val="36"/>
           <w:szCs w:val="36"/>
         </w:rPr>
-        <w:t xml:space="preserve">Section 5 — Topic: Module 3 · Use English in Real Life</w:t>
+        <w:t xml:space="preserve">Section 5, Topic: Module 3 · Use English in Real Life</w:t>
       </w:r>
     </w:p>
     <w:p>
@@ -4267,7 +4267,7 @@
           <w:sz w:val="22"/>
           <w:szCs w:val="22"/>
         </w:rPr>
-        <w:t xml:space="preserve">Item 1 of 4 — Mini-lesson</w:t>
+        <w:t xml:space="preserve">Item 1 of 4, Mini-lesson</w:t>
       </w:r>
     </w:p>
     <w:p>
@@ -4491,7 +4491,7 @@
           <w:sz w:val="22"/>
           <w:szCs w:val="22"/>
         </w:rPr>
-        <w:t xml:space="preserve">Item 2 of 4 — Free resources hub</w:t>
+        <w:t xml:space="preserve">Item 2 of 4, Free resources hub</w:t>
       </w:r>
     </w:p>
     <w:p>
@@ -4626,7 +4626,7 @@
                 <w:sz w:val="21"/>
                 <w:szCs w:val="21"/>
               </w:rPr>
-              <w:t xml:space="preserve">•  VOA Learning English — slow news, 1,500 essential words</w:t>
+              <w:t xml:space="preserve">•  VOA Learning English, slow news, 1,500 essential words</w:t>
             </w:r>
           </w:p>
           <w:p>
@@ -4640,7 +4640,7 @@
                 <w:sz w:val="21"/>
                 <w:szCs w:val="21"/>
               </w:rPr>
-              <w:t xml:space="preserve">•  ESL Pod — natural conversations with explanations</w:t>
+              <w:t xml:space="preserve">•  ESL Pod, natural conversations with explanations</w:t>
             </w:r>
           </w:p>
           <w:p>
@@ -4654,7 +4654,7 @@
                 <w:sz w:val="21"/>
                 <w:szCs w:val="21"/>
               </w:rPr>
-              <w:t xml:space="preserve">•  Rachel's English — pronunciation YouTube channel for adults</w:t>
+              <w:t xml:space="preserve">•  Rachel's English, pronunciation YouTube channel for adults</w:t>
             </w:r>
           </w:p>
           <w:p>
@@ -4668,7 +4668,7 @@
                 <w:sz w:val="21"/>
                 <w:szCs w:val="21"/>
               </w:rPr>
-              <w:t xml:space="preserve">•  USA Learns — self-paced government-funded course</w:t>
+              <w:t xml:space="preserve">•  USA Learns, self-paced government-funded course</w:t>
             </w:r>
           </w:p>
           <w:p>
@@ -4715,7 +4715,7 @@
           <w:sz w:val="22"/>
           <w:szCs w:val="22"/>
         </w:rPr>
-        <w:t xml:space="preserve">Item 3 of 4 — Assignment 3</w:t>
+        <w:t xml:space="preserve">Item 3 of 4, Assignment 3</w:t>
       </w:r>
     </w:p>
     <w:p>
@@ -4822,49 +4822,49 @@
                 <w:sz w:val="16"/>
                 <w:szCs w:val="16"/>
               </w:rPr>
-              <w:t xml:space="preserve">assignment instructions — paste in full</w:t>
-            </w:r>
-          </w:p>
-          <w:p>
-            <w:pPr>
-              <w:spacing w:after="60" w:line="280"/>
-            </w:pPr>
-            <w:r>
-              <w:rPr>
-                <w:rFonts w:ascii="Calibri" w:cs="Calibri" w:eastAsia="Calibri" w:hAnsi="Calibri"/>
-                <w:color w:val="2D2D2D"/>
-                <w:sz w:val="21"/>
-                <w:szCs w:val="21"/>
-              </w:rPr>
-              <w:t xml:space="preserve">What to submit — Assignment 3</w:t>
-            </w:r>
-          </w:p>
-          <w:p>
-            <w:pPr>
-              <w:spacing w:after="60" w:line="280"/>
-            </w:pPr>
-            <w:r>
-              <w:rPr>
-                <w:rFonts w:ascii="Calibri" w:cs="Calibri" w:eastAsia="Calibri" w:hAnsi="Calibri"/>
-                <w:color w:val="2D2D2D"/>
-                <w:sz w:val="21"/>
-                <w:szCs w:val="21"/>
-              </w:rPr>
-              <w:t xml:space="preserve"> </w:t>
-            </w:r>
-          </w:p>
-          <w:p>
-            <w:pPr>
-              <w:spacing w:after="60" w:line="280"/>
-            </w:pPr>
-            <w:r>
-              <w:rPr>
-                <w:rFonts w:ascii="Calibri" w:cs="Calibri" w:eastAsia="Calibri" w:hAnsi="Calibri"/>
-                <w:color w:val="2D2D2D"/>
-                <w:sz w:val="21"/>
-                <w:szCs w:val="21"/>
-              </w:rPr>
-              <w:t xml:space="preserve">Part A — The recording</w:t>
+              <w:t xml:space="preserve">assignment instructions, paste in full</w:t>
+            </w:r>
+          </w:p>
+          <w:p>
+            <w:pPr>
+              <w:spacing w:after="60" w:line="280"/>
+            </w:pPr>
+            <w:r>
+              <w:rPr>
+                <w:rFonts w:ascii="Calibri" w:cs="Calibri" w:eastAsia="Calibri" w:hAnsi="Calibri"/>
+                <w:color w:val="2D2D2D"/>
+                <w:sz w:val="21"/>
+                <w:szCs w:val="21"/>
+              </w:rPr>
+              <w:t xml:space="preserve">What to submit, Assignment 3</w:t>
+            </w:r>
+          </w:p>
+          <w:p>
+            <w:pPr>
+              <w:spacing w:after="60" w:line="280"/>
+            </w:pPr>
+            <w:r>
+              <w:rPr>
+                <w:rFonts w:ascii="Calibri" w:cs="Calibri" w:eastAsia="Calibri" w:hAnsi="Calibri"/>
+                <w:color w:val="2D2D2D"/>
+                <w:sz w:val="21"/>
+                <w:szCs w:val="21"/>
+              </w:rPr>
+              <w:t xml:space="preserve"> </w:t>
+            </w:r>
+          </w:p>
+          <w:p>
+            <w:pPr>
+              <w:spacing w:after="60" w:line="280"/>
+            </w:pPr>
+            <w:r>
+              <w:rPr>
+                <w:rFonts w:ascii="Calibri" w:cs="Calibri" w:eastAsia="Calibri" w:hAnsi="Calibri"/>
+                <w:color w:val="2D2D2D"/>
+                <w:sz w:val="21"/>
+                <w:szCs w:val="21"/>
+              </w:rPr>
+              <w:t xml:space="preserve">Part A, The recording</w:t>
             </w:r>
           </w:p>
           <w:p>
@@ -4934,7 +4934,7 @@
                 <w:sz w:val="21"/>
                 <w:szCs w:val="21"/>
               </w:rPr>
-              <w:t xml:space="preserve">Part B — The 90-day plan</w:t>
+              <w:t xml:space="preserve">Part B, The 90-day plan</w:t>
             </w:r>
           </w:p>
           <w:p>
@@ -5018,63 +5018,63 @@
                 <w:sz w:val="21"/>
                 <w:szCs w:val="21"/>
               </w:rPr>
-              <w:t xml:space="preserve">ES · Qué entregar — Tarea 3</w:t>
-            </w:r>
-          </w:p>
-          <w:p>
-            <w:pPr>
-              <w:spacing w:after="60" w:line="280"/>
-            </w:pPr>
-            <w:r>
-              <w:rPr>
-                <w:rFonts w:ascii="Calibri" w:cs="Calibri" w:eastAsia="Calibri" w:hAnsi="Calibri"/>
-                <w:color w:val="2D2D2D"/>
-                <w:sz w:val="21"/>
-                <w:szCs w:val="21"/>
-              </w:rPr>
-              <w:t xml:space="preserve"> </w:t>
-            </w:r>
-          </w:p>
-          <w:p>
-            <w:pPr>
-              <w:spacing w:after="60" w:line="280"/>
-            </w:pPr>
-            <w:r>
-              <w:rPr>
-                <w:rFonts w:ascii="Calibri" w:cs="Calibri" w:eastAsia="Calibri" w:hAnsi="Calibri"/>
-                <w:color w:val="2D2D2D"/>
-                <w:sz w:val="21"/>
-                <w:szCs w:val="21"/>
-              </w:rPr>
-              <w:t xml:space="preserve">Parte A — La grabación: graba 30 segundos en inglés con el memo de voz de tu celular. Habla sobre tu día, tu trabajo, o tu familia. No escribas un guion.</w:t>
-            </w:r>
-          </w:p>
-          <w:p>
-            <w:pPr>
-              <w:spacing w:after="60" w:line="280"/>
-            </w:pPr>
-            <w:r>
-              <w:rPr>
-                <w:rFonts w:ascii="Calibri" w:cs="Calibri" w:eastAsia="Calibri" w:hAnsi="Calibri"/>
-                <w:color w:val="2D2D2D"/>
-                <w:sz w:val="21"/>
-                <w:szCs w:val="21"/>
-              </w:rPr>
-              <w:t xml:space="preserve"> </w:t>
-            </w:r>
-          </w:p>
-          <w:p>
-            <w:pPr>
-              <w:spacing w:after="60" w:line="280"/>
-            </w:pPr>
-            <w:r>
-              <w:rPr>
-                <w:rFonts w:ascii="Calibri" w:cs="Calibri" w:eastAsia="Calibri" w:hAnsi="Calibri"/>
-                <w:color w:val="2D2D2D"/>
-                <w:sz w:val="21"/>
-                <w:szCs w:val="21"/>
-              </w:rPr>
-              <w:t xml:space="preserve">Parte B — El plan de 90 días: completa el paquete con tu meta, tu rutina, tus tres fuentes de inglés, y las tres situaciones reales para las que vas a practicar.</w:t>
+              <w:t xml:space="preserve">ES · Qué entregar, Tarea 3</w:t>
+            </w:r>
+          </w:p>
+          <w:p>
+            <w:pPr>
+              <w:spacing w:after="60" w:line="280"/>
+            </w:pPr>
+            <w:r>
+              <w:rPr>
+                <w:rFonts w:ascii="Calibri" w:cs="Calibri" w:eastAsia="Calibri" w:hAnsi="Calibri"/>
+                <w:color w:val="2D2D2D"/>
+                <w:sz w:val="21"/>
+                <w:szCs w:val="21"/>
+              </w:rPr>
+              <w:t xml:space="preserve"> </w:t>
+            </w:r>
+          </w:p>
+          <w:p>
+            <w:pPr>
+              <w:spacing w:after="60" w:line="280"/>
+            </w:pPr>
+            <w:r>
+              <w:rPr>
+                <w:rFonts w:ascii="Calibri" w:cs="Calibri" w:eastAsia="Calibri" w:hAnsi="Calibri"/>
+                <w:color w:val="2D2D2D"/>
+                <w:sz w:val="21"/>
+                <w:szCs w:val="21"/>
+              </w:rPr>
+              <w:t xml:space="preserve">Parte A, La grabación: graba 30 segundos en inglés con el memo de voz de tu celular. Habla sobre tu día, tu trabajo, o tu familia. No escribas un guion.</w:t>
+            </w:r>
+          </w:p>
+          <w:p>
+            <w:pPr>
+              <w:spacing w:after="60" w:line="280"/>
+            </w:pPr>
+            <w:r>
+              <w:rPr>
+                <w:rFonts w:ascii="Calibri" w:cs="Calibri" w:eastAsia="Calibri" w:hAnsi="Calibri"/>
+                <w:color w:val="2D2D2D"/>
+                <w:sz w:val="21"/>
+                <w:szCs w:val="21"/>
+              </w:rPr>
+              <w:t xml:space="preserve"> </w:t>
+            </w:r>
+          </w:p>
+          <w:p>
+            <w:pPr>
+              <w:spacing w:after="60" w:line="280"/>
+            </w:pPr>
+            <w:r>
+              <w:rPr>
+                <w:rFonts w:ascii="Calibri" w:cs="Calibri" w:eastAsia="Calibri" w:hAnsi="Calibri"/>
+                <w:color w:val="2D2D2D"/>
+                <w:sz w:val="21"/>
+                <w:szCs w:val="21"/>
+              </w:rPr>
+              <w:t xml:space="preserve">Parte B, El plan de 90 días: completa el paquete con tu meta, tu rutina, tus tres fuentes de inglés, y las tres situaciones reales para las que vas a practicar.</w:t>
             </w:r>
           </w:p>
           <w:p>
@@ -5116,7 +5116,7 @@
                 <w:sz w:val="21"/>
                 <w:szCs w:val="21"/>
               </w:rPr>
-              <w:t xml:space="preserve">Output (Swain, 1985) is what converts vague recognition into precise expression. The 30-second recording is your week-1 baseline — you'll record again at week 12, and the comparison will be your evidence.</w:t>
+              <w:t xml:space="preserve">Output (Swain, 1985) is what converts vague recognition into precise expression. The 30-second recording is your week-1 baseline, you'll record again at week 12, and the comparison will be your evidence.</w:t>
             </w:r>
           </w:p>
         </w:tc>
@@ -5135,21 +5135,21 @@
           <w:sz w:val="22"/>
           <w:szCs w:val="22"/>
         </w:rPr>
-        <w:t xml:space="preserve">Item 4 of 4 — Listen</w:t>
-      </w:r>
-    </w:p>
-    <w:p>
-      <w:pPr>
-        <w:spacing w:after="100" w:line="320"/>
-      </w:pPr>
-      <w:r>
-        <w:rPr>
-          <w:rFonts w:ascii="Calibri" w:cs="Calibri" w:eastAsia="Calibri" w:hAnsi="Calibri"/>
-          <w:color w:val="2D2D2D"/>
-          <w:sz w:val="22"/>
-          <w:szCs w:val="22"/>
-        </w:rPr>
-        <w:t xml:space="preserve">Type: Material  ·  Title: 🎧 Listen — Module 3 dialogues</w:t>
+        <w:t xml:space="preserve">Item 4 of 4, Listen</w:t>
+      </w:r>
+    </w:p>
+    <w:p>
+      <w:pPr>
+        <w:spacing w:after="100" w:line="320"/>
+      </w:pPr>
+      <w:r>
+        <w:rPr>
+          <w:rFonts w:ascii="Calibri" w:cs="Calibri" w:eastAsia="Calibri" w:hAnsi="Calibri"/>
+          <w:color w:val="2D2D2D"/>
+          <w:sz w:val="22"/>
+          <w:szCs w:val="22"/>
+        </w:rPr>
+        <w:t xml:space="preserve">Type: Material  ·  Title: 🎧 Listen, Module 3 dialogues</w:t>
       </w:r>
     </w:p>
     <w:p>
@@ -5242,7 +5242,7 @@
                 <w:sz w:val="21"/>
                 <w:szCs w:val="21"/>
               </w:rPr>
-              <w:t xml:space="preserve">Real-life dialogues — at the grocery store, at the doctor, at work.</w:t>
+              <w:t xml:space="preserve">Real-life dialogues, at the grocery store, at the doctor, at work.</w:t>
             </w:r>
           </w:p>
           <w:p>
@@ -5298,7 +5298,7 @@
                 <w:sz w:val="21"/>
                 <w:szCs w:val="21"/>
               </w:rPr>
-              <w:t xml:space="preserve">ES · Diálogos de la vida real — en el supermercado, en el doctor, en el trabajo. Escucha una vez con el guion, otra sin él. La segunda es donde pasa el aprendizaje.</w:t>
+              <w:t xml:space="preserve">ES · Diálogos de la vida real, en el supermercado, en el doctor, en el trabajo. Escucha una vez con el guion, otra sin él. La segunda es donde pasa el aprendizaje.</w:t>
             </w:r>
           </w:p>
         </w:tc>
@@ -5321,7 +5321,7 @@
           <w:sz w:val="36"/>
           <w:szCs w:val="36"/>
         </w:rPr>
-        <w:t xml:space="preserve">Section 6 — Topic: Resources &amp; Downloads</w:t>
+        <w:t xml:space="preserve">Section 6, Topic: Resources &amp; Downloads</w:t>
       </w:r>
     </w:p>
     <w:p>
@@ -5351,21 +5351,21 @@
           <w:sz w:val="22"/>
           <w:szCs w:val="22"/>
         </w:rPr>
-        <w:t xml:space="preserve">Item 1 of 6 — The Method (the science companion)</w:t>
-      </w:r>
-    </w:p>
-    <w:p>
-      <w:pPr>
-        <w:spacing w:after="100" w:line="320"/>
-      </w:pPr>
-      <w:r>
-        <w:rPr>
-          <w:rFonts w:ascii="Calibri" w:cs="Calibri" w:eastAsia="Calibri" w:hAnsi="Calibri"/>
-          <w:color w:val="2D2D2D"/>
-          <w:sz w:val="22"/>
-          <w:szCs w:val="22"/>
-        </w:rPr>
-        <w:t xml:space="preserve">Type: Material  ·  Title: 📘 The Method — the science behind the course</w:t>
+        <w:t xml:space="preserve">Item 1 of 6, The Method (the science companion)</w:t>
+      </w:r>
+    </w:p>
+    <w:p>
+      <w:pPr>
+        <w:spacing w:after="100" w:line="320"/>
+      </w:pPr>
+      <w:r>
+        <w:rPr>
+          <w:rFonts w:ascii="Calibri" w:cs="Calibri" w:eastAsia="Calibri" w:hAnsi="Calibri"/>
+          <w:color w:val="2D2D2D"/>
+          <w:sz w:val="22"/>
+          <w:szCs w:val="22"/>
+        </w:rPr>
+        <w:t xml:space="preserve">Type: Material  ·  Title: 📘 The Method, the science behind the course</w:t>
       </w:r>
     </w:p>
     <w:p>
@@ -5486,7 +5486,7 @@
                 <w:sz w:val="21"/>
                 <w:szCs w:val="21"/>
               </w:rPr>
-              <w:t xml:space="preserve">If a student ever asks 'why are we doing it this way?' — point them here. Every claim is sourced.</w:t>
+              <w:t xml:space="preserve">If a student ever asks 'why are we doing it this way?', point them here. Every claim is sourced.</w:t>
             </w:r>
           </w:p>
           <w:p>
@@ -5533,21 +5533,21 @@
           <w:sz w:val="22"/>
           <w:szCs w:val="22"/>
         </w:rPr>
-        <w:t xml:space="preserve">Item 2 of 6 — Capture &amp; Build (low-tech)</w:t>
-      </w:r>
-    </w:p>
-    <w:p>
-      <w:pPr>
-        <w:spacing w:after="100" w:line="320"/>
-      </w:pPr>
-      <w:r>
-        <w:rPr>
-          <w:rFonts w:ascii="Calibri" w:cs="Calibri" w:eastAsia="Calibri" w:hAnsi="Calibri"/>
-          <w:color w:val="2D2D2D"/>
-          <w:sz w:val="22"/>
-          <w:szCs w:val="22"/>
-        </w:rPr>
-        <w:t xml:space="preserve">Type: Material  ·  Title: ✍️ Capture &amp; Build — save every word you hear</w:t>
+        <w:t xml:space="preserve">Item 2 of 6, Capture &amp; Build (low-tech)</w:t>
+      </w:r>
+    </w:p>
+    <w:p>
+      <w:pPr>
+        <w:spacing w:after="100" w:line="320"/>
+      </w:pPr>
+      <w:r>
+        <w:rPr>
+          <w:rFonts w:ascii="Calibri" w:cs="Calibri" w:eastAsia="Calibri" w:hAnsi="Calibri"/>
+          <w:color w:val="2D2D2D"/>
+          <w:sz w:val="22"/>
+          <w:szCs w:val="22"/>
+        </w:rPr>
+        <w:t xml:space="preserve">Type: Material  ·  Title: ✍️ Capture &amp; Build, save every word you hear</w:t>
       </w:r>
     </w:p>
     <w:p>
@@ -5687,21 +5687,21 @@
           <w:sz w:val="22"/>
           <w:szCs w:val="22"/>
         </w:rPr>
-        <w:t xml:space="preserve">Item 3 of 6 — Anki Mastery</w:t>
-      </w:r>
-    </w:p>
-    <w:p>
-      <w:pPr>
-        <w:spacing w:after="100" w:line="320"/>
-      </w:pPr>
-      <w:r>
-        <w:rPr>
-          <w:rFonts w:ascii="Calibri" w:cs="Calibri" w:eastAsia="Calibri" w:hAnsi="Calibri"/>
-          <w:color w:val="2D2D2D"/>
-          <w:sz w:val="22"/>
-          <w:szCs w:val="22"/>
-        </w:rPr>
-        <w:t xml:space="preserve">Type: Material  ·  Title: 🚀 Anki Mastery — beginner to advanced</w:t>
+        <w:t xml:space="preserve">Item 3 of 6, Anki Mastery</w:t>
+      </w:r>
+    </w:p>
+    <w:p>
+      <w:pPr>
+        <w:spacing w:after="100" w:line="320"/>
+      </w:pPr>
+      <w:r>
+        <w:rPr>
+          <w:rFonts w:ascii="Calibri" w:cs="Calibri" w:eastAsia="Calibri" w:hAnsi="Calibri"/>
+          <w:color w:val="2D2D2D"/>
+          <w:sz w:val="22"/>
+          <w:szCs w:val="22"/>
+        </w:rPr>
+        <w:t xml:space="preserve">Type: Material  ·  Title: 🚀 Anki Mastery, beginner to advanced</w:t>
       </w:r>
     </w:p>
     <w:p>
@@ -5841,21 +5841,21 @@
           <w:sz w:val="22"/>
           <w:szCs w:val="22"/>
         </w:rPr>
-        <w:t xml:space="preserve">Item 4 of 6 — AI Phone-First Toolkit</w:t>
-      </w:r>
-    </w:p>
-    <w:p>
-      <w:pPr>
-        <w:spacing w:after="100" w:line="320"/>
-      </w:pPr>
-      <w:r>
-        <w:rPr>
-          <w:rFonts w:ascii="Calibri" w:cs="Calibri" w:eastAsia="Calibri" w:hAnsi="Calibri"/>
-          <w:color w:val="2D2D2D"/>
-          <w:sz w:val="22"/>
-          <w:szCs w:val="22"/>
-        </w:rPr>
-        <w:t xml:space="preserve">Type: Material  ·  Title: 🤖 AI on your phone — for adults who don't trust tech</w:t>
+        <w:t xml:space="preserve">Item 4 of 6, AI Phone-First Toolkit</w:t>
+      </w:r>
+    </w:p>
+    <w:p>
+      <w:pPr>
+        <w:spacing w:after="100" w:line="320"/>
+      </w:pPr>
+      <w:r>
+        <w:rPr>
+          <w:rFonts w:ascii="Calibri" w:cs="Calibri" w:eastAsia="Calibri" w:hAnsi="Calibri"/>
+          <w:color w:val="2D2D2D"/>
+          <w:sz w:val="22"/>
+          <w:szCs w:val="22"/>
+        </w:rPr>
+        <w:t xml:space="preserve">Type: Material  ·  Title: 🤖 AI on your phone, for adults who don't trust tech</w:t>
       </w:r>
     </w:p>
     <w:p>
@@ -6023,7 +6023,7 @@
           <w:sz w:val="22"/>
           <w:szCs w:val="22"/>
         </w:rPr>
-        <w:t xml:space="preserve">Item 5 of 6 — Spanish Podcast Scripts</w:t>
+        <w:t xml:space="preserve">Item 5 of 6, Spanish Podcast Scripts</w:t>
       </w:r>
     </w:p>
     <w:p>
@@ -6158,7 +6158,7 @@
                 <w:sz w:val="21"/>
                 <w:szCs w:val="21"/>
               </w:rPr>
-              <w:t xml:space="preserve">For students who prefer to listen rather than read. The full method, in Spanish, in audio. You can run these through NotebookLM or ElevenLabs to generate the audio — instructions inside the doc.</w:t>
+              <w:t xml:space="preserve">For students who prefer to listen rather than read. The full method, in Spanish, in audio. You can run these through NotebookLM or ElevenLabs to generate the audio, instructions inside the doc.</w:t>
             </w:r>
           </w:p>
           <w:p>
@@ -6205,7 +6205,7 @@
           <w:sz w:val="22"/>
           <w:szCs w:val="22"/>
         </w:rPr>
-        <w:t xml:space="preserve">Item 6 of 6 — Research paper</w:t>
+        <w:t xml:space="preserve">Item 6 of 6, Research paper</w:t>
       </w:r>
     </w:p>
     <w:p>
@@ -6312,7 +6312,7 @@
                 <w:sz w:val="21"/>
                 <w:szCs w:val="21"/>
               </w:rPr>
-              <w:t xml:space="preserve">The full CURR 7003 signature piece — APA 7, 16 peer-reviewed citations.</w:t>
+              <w:t xml:space="preserve">The full CURR 7003 signature piece, APA 7, 16 peer-reviewed citations.</w:t>
             </w:r>
           </w:p>
           <w:p>
@@ -6368,7 +6368,7 @@
                 <w:sz w:val="21"/>
                 <w:szCs w:val="21"/>
               </w:rPr>
-              <w:t xml:space="preserve">ES · El trabajo completo de CURR 7003 — APA 7, 16 citas revisadas por pares. Para estudiantes que quieren la justificación académica completa.</w:t>
+              <w:t xml:space="preserve">ES · El trabajo completo de CURR 7003, APA 7, 16 citas revisadas por pares. Para estudiantes que quieren la justificación académica completa.</w:t>
             </w:r>
           </w:p>
         </w:tc>
@@ -6391,7 +6391,7 @@
           <w:sz w:val="36"/>
           <w:szCs w:val="36"/>
         </w:rPr>
-        <w:t xml:space="preserve">Section 7 — The About box</w:t>
+        <w:t xml:space="preserve">Section 7, The About box</w:t>
       </w:r>
     </w:p>
     <w:p>
@@ -6518,7 +6518,7 @@
                 <w:sz w:val="21"/>
                 <w:szCs w:val="21"/>
               </w:rPr>
-              <w:t xml:space="preserve">Independent English Learning — a 90-day, science-based, self-paced course for adult Spanish-speaking beginners in the United States. Three modules (Set Your Goal · Learn &amp; Remember · Use English in Real Life), 10 bilingual handouts, 30 listening drills with native-speaker audio, and a free spaced-repetition system that fits in your pocket.</w:t>
+              <w:t xml:space="preserve">Independent English Learning, a 90-day, science-based, self-paced course for adult Spanish-speaking beginners in the United States. Three modules (Set Your Goal · Learn &amp; Remember · Use English in Real Life), 10 bilingual handouts, 30 listening drills with native-speaker audio, and a free spaced-repetition system that fits in your pocket.</w:t>
             </w:r>
           </w:p>
           <w:p>
@@ -6625,7 +6625,7 @@
           <w:sz w:val="36"/>
           <w:szCs w:val="36"/>
         </w:rPr>
-        <w:t xml:space="preserve">Section 8 — If something doesn't work</w:t>
+        <w:t xml:space="preserve">Section 8, If something doesn't work</w:t>
       </w:r>
     </w:p>
     <w:p>
@@ -6655,7 +6655,7 @@
           <w:sz w:val="22"/>
           <w:szCs w:val="22"/>
         </w:rPr>
-        <w:t xml:space="preserve">Problem 1 — "I can't open the website on my phone."</w:t>
+        <w:t xml:space="preserve">Problem 1, "I can't open the website on my phone."</w:t>
       </w:r>
     </w:p>
     <w:tbl>
@@ -6776,7 +6776,7 @@
                 <w:sz w:val="21"/>
                 <w:szCs w:val="21"/>
               </w:rPr>
-              <w:t xml:space="preserve">If it doesn't load, tell me what your phone says — a screenshot helps.</w:t>
+              <w:t xml:space="preserve">If it doesn't load, tell me what your phone says, a screenshot helps.</w:t>
             </w:r>
           </w:p>
           <w:p>
@@ -6823,7 +6823,7 @@
           <w:sz w:val="22"/>
           <w:szCs w:val="22"/>
         </w:rPr>
-        <w:t xml:space="preserve">Problem 2 — "I don't understand what to do."</w:t>
+        <w:t xml:space="preserve">Problem 2, "I don't understand what to do."</w:t>
       </w:r>
     </w:p>
     <w:tbl>
@@ -6916,7 +6916,7 @@
                 <w:sz w:val="21"/>
                 <w:szCs w:val="21"/>
               </w:rPr>
-              <w:t xml:space="preserve">Then come back to the Stream and tell me which sentence stopped making sense — I'll explain that one.</w:t>
+              <w:t xml:space="preserve">Then come back to the Stream and tell me which sentence stopped making sense, I'll explain that one.</w:t>
             </w:r>
           </w:p>
           <w:p>
@@ -6963,7 +6963,7 @@
           <w:sz w:val="22"/>
           <w:szCs w:val="22"/>
         </w:rPr>
-        <w:t xml:space="preserve">Problem 3 — "Anki is too hard."</w:t>
+        <w:t xml:space="preserve">Problem 3, "Anki is too hard."</w:t>
       </w:r>
     </w:p>
     <w:tbl>
@@ -7075,7 +7075,7 @@
           <w:sz w:val="22"/>
           <w:szCs w:val="22"/>
         </w:rPr>
-        <w:t xml:space="preserve">Problem 4 — "I missed a week."</w:t>
+        <w:t xml:space="preserve">Problem 4, "I missed a week."</w:t>
       </w:r>
     </w:p>
     <w:tbl>
@@ -7140,7 +7140,7 @@
                 <w:sz w:val="21"/>
                 <w:szCs w:val="21"/>
               </w:rPr>
-              <w:t xml:space="preserve">Don't try to catch up. Start today where today is. The course is yours — not a deadline.</w:t>
+              <w:t xml:space="preserve">Don't try to catch up. Start today where today is. The course is yours, not a deadline.</w:t>
             </w:r>
           </w:p>
           <w:p>
@@ -7196,7 +7196,7 @@
                 <w:sz w:val="21"/>
                 <w:szCs w:val="21"/>
               </w:rPr>
-              <w:t xml:space="preserve">ES · No trates de recuperar lo perdido. Empieza hoy desde hoy. El curso es tuyo — no una fecha límite. Repasa la sección del plan B del Módulo 1: la regla es 5 minutos, nunca cero. Estarás de vuelta en dos semanas.</w:t>
+              <w:t xml:space="preserve">ES · No trates de recuperar lo perdido. Empieza hoy desde hoy. El curso es tuyo, no una fecha límite. Repasa la sección del plan B del Módulo 1: la regla es 5 minutos, nunca cero. Estarás de vuelta en dos semanas.</w:t>
             </w:r>
           </w:p>
         </w:tc>
@@ -7215,7 +7215,7 @@
           <w:sz w:val="22"/>
           <w:szCs w:val="22"/>
         </w:rPr>
-        <w:t xml:space="preserve">Problem 5 — "My English isn't getting better."</w:t>
+        <w:t xml:space="preserve">Problem 5, "My English isn't getting better."</w:t>
       </w:r>
     </w:p>
     <w:tbl>
@@ -7359,7 +7359,7 @@
           <w:sz w:val="36"/>
           <w:szCs w:val="36"/>
         </w:rPr>
-        <w:t xml:space="preserve">Section 9 — Your instructor schedule</w:t>
+        <w:t xml:space="preserve">Section 9, Your instructor schedule</w:t>
       </w:r>
     </w:p>
     <w:p>
@@ -7514,7 +7514,7 @@
                 <w:sz w:val="21"/>
                 <w:szCs w:val="21"/>
               </w:rPr>
-              <w:t xml:space="preserve">WEEK A — "Mid-week reminder: have you done your 15 minutes today? Tap reply with the word DONE if yes. Just for accountability."</w:t>
+              <w:t xml:space="preserve">WEEK A, "Mid-week reminder: have you done your 15 minutes today? Tap reply with the word DONE if yes. Just for accountability."</w:t>
             </w:r>
           </w:p>
           <w:p>
@@ -7542,7 +7542,7 @@
                 <w:sz w:val="21"/>
                 <w:szCs w:val="21"/>
               </w:rPr>
-              <w:t xml:space="preserve">WEEK B — "This week's challenge: open the Listen page on the website and play three audio drills you haven't played before. Reply with which one was hardest."</w:t>
+              <w:t xml:space="preserve">WEEK B, "This week's challenge: open the Listen page on the website and play three audio drills you haven't played before. Reply with which one was hardest."</w:t>
             </w:r>
           </w:p>
           <w:p>
@@ -7570,7 +7570,7 @@
                 <w:sz w:val="21"/>
                 <w:szCs w:val="21"/>
               </w:rPr>
-              <w:t xml:space="preserve">WEEK C — "Anyone working on Anki? Reply with one word you added this week and one example sentence. We'll learn from each other's words."</w:t>
+              <w:t xml:space="preserve">WEEK C, "Anyone working on Anki? Reply with one word you added this week and one example sentence. We'll learn from each other's words."</w:t>
             </w:r>
           </w:p>
         </w:tc>
@@ -7603,7 +7603,7 @@
           <w:sz w:val="22"/>
           <w:szCs w:val="22"/>
         </w:rPr>
-        <w:t xml:space="preserve">Run the Loom check-in video — the script is in the Video_Presentation_Script.docx. 90 seconds, talking head. Post it pinned to the Stream. Replaces a class meeting.</w:t>
+        <w:t xml:space="preserve">Run the Loom check-in video, the script is in the Video_Presentation_Script.docx. 90 seconds, talking head. Post it pinned to the Stream. Replaces a class meeting.</w:t>
       </w:r>
     </w:p>
     <w:p>
@@ -7623,7 +7623,7 @@
           <w:sz w:val="36"/>
           <w:szCs w:val="36"/>
         </w:rPr>
-        <w:t xml:space="preserve">Section 10 — Final verification (5 minutes)</w:t>
+        <w:t xml:space="preserve">Section 10, Final verification (5 minutes)</w:t>
       </w:r>
     </w:p>
     <w:p>
@@ -7705,7 +7705,7 @@
           <w:sz w:val="22"/>
           <w:szCs w:val="22"/>
         </w:rPr>
-        <w:t xml:space="preserve">Stream tab — confirm the welcome announcement is pinned at the top.</w:t>
+        <w:t xml:space="preserve">Stream tab, confirm the welcome announcement is pinned at the top.</w:t>
       </w:r>
     </w:p>
     <w:p>
@@ -7731,7 +7731,7 @@
           <w:sz w:val="22"/>
           <w:szCs w:val="22"/>
         </w:rPr>
-        <w:t xml:space="preserve">Classwork tab — confirm 4 topics in this exact order: Start here · Module 1 · Module 2 · Module 3 · Resources &amp; Downloads.</w:t>
+        <w:t xml:space="preserve">Classwork tab, confirm 4 topics in this exact order: Start here · Module 1 · Module 2 · Module 3 · Resources &amp; Downloads.</w:t>
       </w:r>
     </w:p>
     <w:p>
@@ -7757,7 +7757,7 @@
           <w:sz w:val="22"/>
           <w:szCs w:val="22"/>
         </w:rPr>
-        <w:t xml:space="preserve">Click each topic — confirm every item has a description (not blank).</w:t>
+        <w:t xml:space="preserve">Click each topic, confirm every item has a description (not blank).</w:t>
       </w:r>
     </w:p>
     <w:p>
@@ -7783,7 +7783,7 @@
           <w:sz w:val="22"/>
           <w:szCs w:val="22"/>
         </w:rPr>
-        <w:t xml:space="preserve">Click the live website link from any item — confirm it opens to https://jonathanmiljus.github.io/independent-english-learning/.</w:t>
+        <w:t xml:space="preserve">Click the live website link from any item, confirm it opens to https://jonathanmiljus.github.io/independent-english-learning/.</w:t>
       </w:r>
     </w:p>
     <w:p>
@@ -7809,7 +7809,7 @@
           <w:sz w:val="22"/>
           <w:szCs w:val="22"/>
         </w:rPr>
-        <w:t xml:space="preserve">People tab — confirm the class description in the About box matches Section 7.</w:t>
+        <w:t xml:space="preserve">People tab, confirm the class description in the About box matches Section 7.</w:t>
       </w:r>
     </w:p>
     <w:p>
@@ -7902,7 +7902,7 @@
                 <w:sz w:val="21"/>
                 <w:szCs w:val="21"/>
               </w:rPr>
-              <w:t xml:space="preserve">If the website link doesn't open, paste https://jonathanmiljus.github.io/independent-english-learning/ directly into a phone browser to confirm it's live. If the site itself is down, the GitHub Actions deploy may still be running — wait 90 seconds and reload.</w:t>
+              <w:t xml:space="preserve">If the website link doesn't open, paste https://jonathanmiljus.github.io/independent-english-learning/ directly into a phone browser to confirm it's live. If the site itself is down, the GitHub Actions deploy may still be running, wait 90 seconds and reload.</w:t>
             </w:r>
           </w:p>
         </w:tc>
@@ -7967,7 +7967,7 @@
           <w:sz w:val="22"/>
           <w:szCs w:val="22"/>
         </w:rPr>
-        <w:t xml:space="preserve">Feel free to record the Loom check-in whenever — the course works without it.</w:t>
+        <w:t xml:space="preserve">Feel free to record the Loom check-in whenever, the course works without it.</w:t>
       </w:r>
     </w:p>
     <w:p>
